--- a/downloads/handouts/Unit 07/Handout 07.08 - Customer Profile Interview Sheet and Numbers Page.docx
+++ b/downloads/handouts/Unit 07/Handout 07.08 - Customer Profile Interview Sheet and Numbers Page.docx
@@ -573,10 +573,8 @@
         <w:tblLook w:firstRow="1"/>
       </w:tblPr>
       <w:tblGrid>
-        <w:gridCol w:w="1980"/>
-        <w:gridCol w:w="1980"/>
-        <w:gridCol w:w="1980"/>
-        <w:gridCol w:w="1980"/>
+        <w:gridCol w:w="3960"/>
+        <w:gridCol w:w="3960"/>
       </w:tblGrid>
       <w:tr>
         <w:trPr>
@@ -612,40 +610,6 @@
               <w:jc w:val="left"/>
             </w:pPr>
             <w:r>
-              <w:t xml:space="preserve">Turkish</w:t>
-            </w:r>
-          </w:p>
-        </w:tc>
-        <w:tc>
-          <w:tcPr>
-            <w:tcBorders>
-              <w:bottom w:val="single"/>
-            </w:tcBorders>
-            <w:vAlign w:val="bottom"/>
-          </w:tcPr>
-          <w:p>
-            <w:pPr>
-              <w:pStyle w:val="Compact"/>
-              <w:jc w:val="left"/>
-            </w:pPr>
-            <w:r>
-              <w:t xml:space="preserve">Portuguese</w:t>
-            </w:r>
-          </w:p>
-        </w:tc>
-        <w:tc>
-          <w:tcPr>
-            <w:tcBorders>
-              <w:bottom w:val="single"/>
-            </w:tcBorders>
-            <w:vAlign w:val="bottom"/>
-          </w:tcPr>
-          <w:p>
-            <w:pPr>
-              <w:pStyle w:val="Compact"/>
-              <w:jc w:val="left"/>
-            </w:pPr>
-            <w:r>
               <w:t xml:space="preserve">Spanish</w:t>
             </w:r>
           </w:p>
@@ -670,28 +634,6 @@
               <w:jc w:val="left"/>
             </w:pPr>
             <w:r>
-              <w:t xml:space="preserve">Bu sorun sizde var mı? Son yaşadığınız zamanı anlatın.</w:t>
-            </w:r>
-          </w:p>
-        </w:tc>
-        <w:tc>
-          <w:p>
-            <w:pPr>
-              <w:pStyle w:val="Compact"/>
-              <w:jc w:val="left"/>
-            </w:pPr>
-            <w:r>
-              <w:t xml:space="preserve">Você tem esse problema? Me conte a última vez.</w:t>
-            </w:r>
-          </w:p>
-        </w:tc>
-        <w:tc>
-          <w:p>
-            <w:pPr>
-              <w:pStyle w:val="Compact"/>
-              <w:jc w:val="left"/>
-            </w:pPr>
-            <w:r>
               <w:t xml:space="preserve">¿Tiene usted este problema? Cuénteme la última vez.</w:t>
             </w:r>
           </w:p>
@@ -716,28 +658,6 @@
               <w:jc w:val="left"/>
             </w:pPr>
             <w:r>
-              <w:t xml:space="preserve">Şu anda bu konuda ne yapıyorsunuz?</w:t>
-            </w:r>
-          </w:p>
-        </w:tc>
-        <w:tc>
-          <w:p>
-            <w:pPr>
-              <w:pStyle w:val="Compact"/>
-              <w:jc w:val="left"/>
-            </w:pPr>
-            <w:r>
-              <w:t xml:space="preserve">O que você faz sobre isso hoje?</w:t>
-            </w:r>
-          </w:p>
-        </w:tc>
-        <w:tc>
-          <w:p>
-            <w:pPr>
-              <w:pStyle w:val="Compact"/>
-              <w:jc w:val="left"/>
-            </w:pPr>
-            <w:r>
               <w:t xml:space="preserve">¿Qué hace usted al respecto ahora?</w:t>
             </w:r>
           </w:p>
@@ -762,28 +682,6 @@
               <w:jc w:val="left"/>
             </w:pPr>
             <w:r>
-              <w:t xml:space="preserve">Bu var olsaydı, buna ne kadar ödersiniz?</w:t>
-            </w:r>
-          </w:p>
-        </w:tc>
-        <w:tc>
-          <w:p>
-            <w:pPr>
-              <w:pStyle w:val="Compact"/>
-              <w:jc w:val="left"/>
-            </w:pPr>
-            <w:r>
-              <w:t xml:space="preserve">Se isso existisse, quanto você pagaria?</w:t>
-            </w:r>
-          </w:p>
-        </w:tc>
-        <w:tc>
-          <w:p>
-            <w:pPr>
-              <w:pStyle w:val="Compact"/>
-              <w:jc w:val="left"/>
-            </w:pPr>
-            <w:r>
               <w:t xml:space="preserve">Si esto existiera, ¿cuánto pagaría?</w:t>
             </w:r>
           </w:p>
@@ -798,28 +696,6 @@
             </w:pPr>
             <w:r>
               <w:t xml:space="preserve">What would make you not buy it?</w:t>
-            </w:r>
-          </w:p>
-        </w:tc>
-        <w:tc>
-          <w:p>
-            <w:pPr>
-              <w:pStyle w:val="Compact"/>
-              <w:jc w:val="left"/>
-            </w:pPr>
-            <w:r>
-              <w:t xml:space="preserve">Sizi bunu almaktan ne vazgeçirir?</w:t>
-            </w:r>
-          </w:p>
-        </w:tc>
-        <w:tc>
-          <w:p>
-            <w:pPr>
-              <w:pStyle w:val="Compact"/>
-              <w:jc w:val="left"/>
-            </w:pPr>
-            <w:r>
-              <w:t xml:space="preserve">O que faria você não comprar?</w:t>
             </w:r>
           </w:p>
         </w:tc>
@@ -928,7 +804,7 @@
         <w:pStyle w:val="FirstParagraph"/>
       </w:pPr>
       <w:r>
-        <w:t xml:space="preserve">Use quotation marks. If the interview happens in Turkish, Portuguese, or Spanish,</w:t>
+        <w:t xml:space="preserve">Use quotation marks. If the interview happens in Spanish,</w:t>
       </w:r>
       <w:r>
         <w:t xml:space="preserve"> </w:t>
@@ -1417,13 +1293,19 @@
       </w:r>
     </w:p>
     <w:p>
-      <w:r>
-        <w:br w:type="page"/>
-      </w:r>
-    </w:p>
-    <w:p>
-      <w:r>
-        <w:br w:type="page"/>
+      <w:pPr>
+        <w:pStyle w:val="BodyText"/>
+      </w:pPr>
+      <w:r>
+        <w:t xml:space="preserve">____________________________________________________________________</w:t>
+      </w:r>
+    </w:p>
+    <w:p>
+      <w:pPr>
+        <w:pStyle w:val="BodyText"/>
+      </w:pPr>
+      <w:r>
+        <w:t xml:space="preserve">____________________________________________________________________</w:t>
       </w:r>
     </w:p>
     <w:p>
@@ -1438,13 +1320,19 @@
       </w:r>
     </w:p>
     <w:p>
-      <w:r>
-        <w:br w:type="page"/>
-      </w:r>
-    </w:p>
-    <w:p>
-      <w:r>
-        <w:br w:type="page"/>
+      <w:pPr>
+        <w:pStyle w:val="BodyText"/>
+      </w:pPr>
+      <w:r>
+        <w:t xml:space="preserve">____________________________________________________________________</w:t>
+      </w:r>
+    </w:p>
+    <w:p>
+      <w:pPr>
+        <w:pStyle w:val="BodyText"/>
+      </w:pPr>
+      <w:r>
+        <w:t xml:space="preserve">____________________________________________________________________</w:t>
       </w:r>
     </w:p>
     <w:p>
@@ -2911,13 +2799,19 @@
       </w:r>
     </w:p>
     <w:p>
-      <w:r>
-        <w:br w:type="page"/>
-      </w:r>
-    </w:p>
-    <w:p>
-      <w:r>
-        <w:br w:type="page"/>
+      <w:pPr>
+        <w:pStyle w:val="BodyText"/>
+      </w:pPr>
+      <w:r>
+        <w:t xml:space="preserve">____________________________________________________________________</w:t>
+      </w:r>
+    </w:p>
+    <w:p>
+      <w:pPr>
+        <w:pStyle w:val="BodyText"/>
+      </w:pPr>
+      <w:r>
+        <w:t xml:space="preserve">____________________________________________________________________</w:t>
       </w:r>
     </w:p>
     <w:p>
@@ -3129,8 +3023,11 @@
       </w:r>
     </w:p>
     <w:p>
-      <w:r>
-        <w:br w:type="page"/>
+      <w:pPr>
+        <w:pStyle w:val="BodyText"/>
+      </w:pPr>
+      <w:r>
+        <w:t xml:space="preserve">____________________________________________________________________</w:t>
       </w:r>
     </w:p>
     <w:p>
@@ -3556,10 +3453,8 @@
         <w:tblLook w:firstRow="1"/>
       </w:tblPr>
       <w:tblGrid>
-        <w:gridCol w:w="2340"/>
-        <w:gridCol w:w="2340"/>
-        <w:gridCol w:w="2340"/>
-        <w:gridCol w:w="2340"/>
+        <w:gridCol w:w="4680"/>
+        <w:gridCol w:w="4680"/>
       </w:tblGrid>
       <w:tr>
         <w:trPr>
@@ -3567,7 +3462,7 @@
         </w:trPr>
         <w:tc>
           <w:tcPr>
-            <w:tcW w:type="dxa" w:w="2340"/>
+            <w:tcW w:type="dxa" w:w="4680"/>
             <w:tcBorders>
               <w:bottom w:val="single"/>
             </w:tcBorders>
@@ -3585,7 +3480,7 @@
         </w:tc>
         <w:tc>
           <w:tcPr>
-            <w:tcW w:type="dxa" w:w="2340"/>
+            <w:tcW w:type="dxa" w:w="4680"/>
             <w:tcBorders>
               <w:bottom w:val="single"/>
             </w:tcBorders>
@@ -3597,42 +3492,6 @@
               <w:jc w:val="left"/>
             </w:pPr>
             <w:r>
-              <w:t xml:space="preserve">Turkish</w:t>
-            </w:r>
-          </w:p>
-        </w:tc>
-        <w:tc>
-          <w:tcPr>
-            <w:tcW w:type="dxa" w:w="2340"/>
-            <w:tcBorders>
-              <w:bottom w:val="single"/>
-            </w:tcBorders>
-            <w:vAlign w:val="bottom"/>
-          </w:tcPr>
-          <w:p>
-            <w:pPr>
-              <w:pStyle w:val="Compact"/>
-              <w:jc w:val="left"/>
-            </w:pPr>
-            <w:r>
-              <w:t xml:space="preserve">Portuguese</w:t>
-            </w:r>
-          </w:p>
-        </w:tc>
-        <w:tc>
-          <w:tcPr>
-            <w:tcW w:type="dxa" w:w="2340"/>
-            <w:tcBorders>
-              <w:bottom w:val="single"/>
-            </w:tcBorders>
-            <w:vAlign w:val="bottom"/>
-          </w:tcPr>
-          <w:p>
-            <w:pPr>
-              <w:pStyle w:val="Compact"/>
-              <w:jc w:val="left"/>
-            </w:pPr>
-            <w:r>
               <w:t xml:space="preserve">Spanish</w:t>
             </w:r>
           </w:p>
@@ -3641,7 +3500,7 @@
       <w:tr>
         <w:tc>
           <w:tcPr>
-            <w:tcW w:type="dxa" w:w="2340"/>
+            <w:tcW w:type="dxa" w:w="4680"/>
           </w:tcPr>
           <w:p>
             <w:pPr>
@@ -3655,21 +3514,7 @@
         </w:tc>
         <w:tc>
           <w:tcPr>
-            <w:tcW w:type="dxa" w:w="2340"/>
-          </w:tcPr>
-          <w:p>
-            <w:pPr>
-              <w:pStyle w:val="Compact"/>
-              <w:jc w:val="left"/>
-            </w:pPr>
-            <w:r>
-              <w:t xml:space="preserve">müşteri</w:t>
-            </w:r>
-          </w:p>
-        </w:tc>
-        <w:tc>
-          <w:tcPr>
-            <w:tcW w:type="dxa" w:w="2340"/>
+            <w:tcW w:type="dxa" w:w="4680"/>
           </w:tcPr>
           <w:p>
             <w:pPr>
@@ -3681,25 +3526,11 @@
             </w:r>
           </w:p>
         </w:tc>
-        <w:tc>
-          <w:tcPr>
-            <w:tcW w:type="dxa" w:w="2340"/>
-          </w:tcPr>
-          <w:p>
-            <w:pPr>
-              <w:pStyle w:val="Compact"/>
-              <w:jc w:val="left"/>
-            </w:pPr>
-            <w:r>
-              <w:t xml:space="preserve">cliente</w:t>
-            </w:r>
-          </w:p>
-        </w:tc>
-      </w:tr>
-      <w:tr>
-        <w:tc>
-          <w:tcPr>
-            <w:tcW w:type="dxa" w:w="2340"/>
+      </w:tr>
+      <w:tr>
+        <w:tc>
+          <w:tcPr>
+            <w:tcW w:type="dxa" w:w="4680"/>
           </w:tcPr>
           <w:p>
             <w:pPr>
@@ -3713,35 +3544,7 @@
         </w:tc>
         <w:tc>
           <w:tcPr>
-            <w:tcW w:type="dxa" w:w="2340"/>
-          </w:tcPr>
-          <w:p>
-            <w:pPr>
-              <w:pStyle w:val="Compact"/>
-              <w:jc w:val="left"/>
-            </w:pPr>
-            <w:r>
-              <w:t xml:space="preserve">hedef müşteri</w:t>
-            </w:r>
-          </w:p>
-        </w:tc>
-        <w:tc>
-          <w:tcPr>
-            <w:tcW w:type="dxa" w:w="2340"/>
-          </w:tcPr>
-          <w:p>
-            <w:pPr>
-              <w:pStyle w:val="Compact"/>
-              <w:jc w:val="left"/>
-            </w:pPr>
-            <w:r>
-              <w:t xml:space="preserve">cliente-alvo</w:t>
-            </w:r>
-          </w:p>
-        </w:tc>
-        <w:tc>
-          <w:tcPr>
-            <w:tcW w:type="dxa" w:w="2340"/>
+            <w:tcW w:type="dxa" w:w="4680"/>
           </w:tcPr>
           <w:p>
             <w:pPr>
@@ -3757,7 +3560,7 @@
       <w:tr>
         <w:tc>
           <w:tcPr>
-            <w:tcW w:type="dxa" w:w="2340"/>
+            <w:tcW w:type="dxa" w:w="4680"/>
           </w:tcPr>
           <w:p>
             <w:pPr>
@@ -3771,35 +3574,7 @@
         </w:tc>
         <w:tc>
           <w:tcPr>
-            <w:tcW w:type="dxa" w:w="2340"/>
-          </w:tcPr>
-          <w:p>
-            <w:pPr>
-              <w:pStyle w:val="Compact"/>
-              <w:jc w:val="left"/>
-            </w:pPr>
-            <w:r>
-              <w:t xml:space="preserve">birim maliyet</w:t>
-            </w:r>
-          </w:p>
-        </w:tc>
-        <w:tc>
-          <w:tcPr>
-            <w:tcW w:type="dxa" w:w="2340"/>
-          </w:tcPr>
-          <w:p>
-            <w:pPr>
-              <w:pStyle w:val="Compact"/>
-              <w:jc w:val="left"/>
-            </w:pPr>
-            <w:r>
-              <w:t xml:space="preserve">custo unitário</w:t>
-            </w:r>
-          </w:p>
-        </w:tc>
-        <w:tc>
-          <w:tcPr>
-            <w:tcW w:type="dxa" w:w="2340"/>
+            <w:tcW w:type="dxa" w:w="4680"/>
           </w:tcPr>
           <w:p>
             <w:pPr>
@@ -3815,7 +3590,7 @@
       <w:tr>
         <w:tc>
           <w:tcPr>
-            <w:tcW w:type="dxa" w:w="2340"/>
+            <w:tcW w:type="dxa" w:w="4680"/>
           </w:tcPr>
           <w:p>
             <w:pPr>
@@ -3829,35 +3604,7 @@
         </w:tc>
         <w:tc>
           <w:tcPr>
-            <w:tcW w:type="dxa" w:w="2340"/>
-          </w:tcPr>
-          <w:p>
-            <w:pPr>
-              <w:pStyle w:val="Compact"/>
-              <w:jc w:val="left"/>
-            </w:pPr>
-            <w:r>
-              <w:t xml:space="preserve">fiyat</w:t>
-            </w:r>
-          </w:p>
-        </w:tc>
-        <w:tc>
-          <w:tcPr>
-            <w:tcW w:type="dxa" w:w="2340"/>
-          </w:tcPr>
-          <w:p>
-            <w:pPr>
-              <w:pStyle w:val="Compact"/>
-              <w:jc w:val="left"/>
-            </w:pPr>
-            <w:r>
-              <w:t xml:space="preserve">preço</w:t>
-            </w:r>
-          </w:p>
-        </w:tc>
-        <w:tc>
-          <w:tcPr>
-            <w:tcW w:type="dxa" w:w="2340"/>
+            <w:tcW w:type="dxa" w:w="4680"/>
           </w:tcPr>
           <w:p>
             <w:pPr>
@@ -3873,7 +3620,7 @@
       <w:tr>
         <w:tc>
           <w:tcPr>
-            <w:tcW w:type="dxa" w:w="2340"/>
+            <w:tcW w:type="dxa" w:w="4680"/>
           </w:tcPr>
           <w:p>
             <w:pPr>
@@ -3887,35 +3634,7 @@
         </w:tc>
         <w:tc>
           <w:tcPr>
-            <w:tcW w:type="dxa" w:w="2340"/>
-          </w:tcPr>
-          <w:p>
-            <w:pPr>
-              <w:pStyle w:val="Compact"/>
-              <w:jc w:val="left"/>
-            </w:pPr>
-            <w:r>
-              <w:t xml:space="preserve">kâr marjı</w:t>
-            </w:r>
-          </w:p>
-        </w:tc>
-        <w:tc>
-          <w:tcPr>
-            <w:tcW w:type="dxa" w:w="2340"/>
-          </w:tcPr>
-          <w:p>
-            <w:pPr>
-              <w:pStyle w:val="Compact"/>
-              <w:jc w:val="left"/>
-            </w:pPr>
-            <w:r>
-              <w:t xml:space="preserve">margem de lucro</w:t>
-            </w:r>
-          </w:p>
-        </w:tc>
-        <w:tc>
-          <w:tcPr>
-            <w:tcW w:type="dxa" w:w="2340"/>
+            <w:tcW w:type="dxa" w:w="4680"/>
           </w:tcPr>
           <w:p>
             <w:pPr>
@@ -3931,7 +3650,7 @@
       <w:tr>
         <w:tc>
           <w:tcPr>
-            <w:tcW w:type="dxa" w:w="2340"/>
+            <w:tcW w:type="dxa" w:w="4680"/>
           </w:tcPr>
           <w:p>
             <w:pPr>
@@ -3945,35 +3664,7 @@
         </w:tc>
         <w:tc>
           <w:tcPr>
-            <w:tcW w:type="dxa" w:w="2340"/>
-          </w:tcPr>
-          <w:p>
-            <w:pPr>
-              <w:pStyle w:val="Compact"/>
-              <w:jc w:val="left"/>
-            </w:pPr>
-            <w:r>
-              <w:t xml:space="preserve">başabaş noktası</w:t>
-            </w:r>
-          </w:p>
-        </w:tc>
-        <w:tc>
-          <w:tcPr>
-            <w:tcW w:type="dxa" w:w="2340"/>
-          </w:tcPr>
-          <w:p>
-            <w:pPr>
-              <w:pStyle w:val="Compact"/>
-              <w:jc w:val="left"/>
-            </w:pPr>
-            <w:r>
-              <w:t xml:space="preserve">ponto de equilíbrio</w:t>
-            </w:r>
-          </w:p>
-        </w:tc>
-        <w:tc>
-          <w:tcPr>
-            <w:tcW w:type="dxa" w:w="2340"/>
+            <w:tcW w:type="dxa" w:w="4680"/>
           </w:tcPr>
           <w:p>
             <w:pPr>
@@ -3989,7 +3680,7 @@
       <w:tr>
         <w:tc>
           <w:tcPr>
-            <w:tcW w:type="dxa" w:w="2340"/>
+            <w:tcW w:type="dxa" w:w="4680"/>
           </w:tcPr>
           <w:p>
             <w:pPr>
@@ -4003,35 +3694,7 @@
         </w:tc>
         <w:tc>
           <w:tcPr>
-            <w:tcW w:type="dxa" w:w="2340"/>
-          </w:tcPr>
-          <w:p>
-            <w:pPr>
-              <w:pStyle w:val="Compact"/>
-              <w:jc w:val="left"/>
-            </w:pPr>
-            <w:r>
-              <w:t xml:space="preserve">tahmin (öngörü)</w:t>
-            </w:r>
-          </w:p>
-        </w:tc>
-        <w:tc>
-          <w:tcPr>
-            <w:tcW w:type="dxa" w:w="2340"/>
-          </w:tcPr>
-          <w:p>
-            <w:pPr>
-              <w:pStyle w:val="Compact"/>
-              <w:jc w:val="left"/>
-            </w:pPr>
-            <w:r>
-              <w:t xml:space="preserve">projeção (previsão)</w:t>
-            </w:r>
-          </w:p>
-        </w:tc>
-        <w:tc>
-          <w:tcPr>
-            <w:tcW w:type="dxa" w:w="2340"/>
+            <w:tcW w:type="dxa" w:w="4680"/>
           </w:tcPr>
           <w:p>
             <w:pPr>
@@ -4047,7 +3710,7 @@
       <w:tr>
         <w:tc>
           <w:tcPr>
-            <w:tcW w:type="dxa" w:w="2340"/>
+            <w:tcW w:type="dxa" w:w="4680"/>
           </w:tcPr>
           <w:p>
             <w:pPr>
@@ -4061,35 +3724,7 @@
         </w:tc>
         <w:tc>
           <w:tcPr>
-            <w:tcW w:type="dxa" w:w="2340"/>
-          </w:tcPr>
-          <w:p>
-            <w:pPr>
-              <w:pStyle w:val="Compact"/>
-              <w:jc w:val="left"/>
-            </w:pPr>
-            <w:r>
-              <w:t xml:space="preserve">sabit maliyet</w:t>
-            </w:r>
-          </w:p>
-        </w:tc>
-        <w:tc>
-          <w:tcPr>
-            <w:tcW w:type="dxa" w:w="2340"/>
-          </w:tcPr>
-          <w:p>
-            <w:pPr>
-              <w:pStyle w:val="Compact"/>
-              <w:jc w:val="left"/>
-            </w:pPr>
-            <w:r>
-              <w:t xml:space="preserve">custo fixo</w:t>
-            </w:r>
-          </w:p>
-        </w:tc>
-        <w:tc>
-          <w:tcPr>
-            <w:tcW w:type="dxa" w:w="2340"/>
+            <w:tcW w:type="dxa" w:w="4680"/>
           </w:tcPr>
           <w:p>
             <w:pPr>
@@ -4121,42 +3756,6 @@
       </w:r>
       <w:r>
         <w:t xml:space="preserve">We stop losing money after ___ units.</w:t>
-      </w:r>
-      <w:r>
-        <w:t xml:space="preserve">”</w:t>
-      </w:r>
-      <w:r>
-        <w:t xml:space="preserve"> </w:t>
-      </w:r>
-      <w:r>
-        <w:t xml:space="preserve">/</w:t>
-      </w:r>
-      <w:r>
-        <w:t xml:space="preserve"> </w:t>
-      </w:r>
-      <w:r>
-        <w:t xml:space="preserve">“</w:t>
-      </w:r>
-      <w:r>
-        <w:t xml:space="preserve">___ adet sattıktan sonra para kaybetmeyi bırakıyoruz.</w:t>
-      </w:r>
-      <w:r>
-        <w:t xml:space="preserve">”</w:t>
-      </w:r>
-      <w:r>
-        <w:t xml:space="preserve"> </w:t>
-      </w:r>
-      <w:r>
-        <w:t xml:space="preserve">/</w:t>
-      </w:r>
-      <w:r>
-        <w:t xml:space="preserve"> </w:t>
-      </w:r>
-      <w:r>
-        <w:t xml:space="preserve">“</w:t>
-      </w:r>
-      <w:r>
-        <w:t xml:space="preserve">Paramos de perder dinheiro depois de ___ unidades.</w:t>
       </w:r>
       <w:r>
         <w:t xml:space="preserve">”</w:t>
@@ -4632,7 +4231,7 @@
     </w:rPrDefault>
     <w:pPrDefault>
       <w:pPr>
-        <w:spacing w:after="200"/>
+        <w:spacing w:line="300" w:lineRule="auto" w:after="200"/>
       </w:pPr>
     </w:pPrDefault>
   </w:docDefaults>

--- a/downloads/handouts/Unit 07/Handout 07.08 - Customer Profile Interview Sheet and Numbers Page.docx
+++ b/downloads/handouts/Unit 07/Handout 07.08 - Customer Profile Interview Sheet and Numbers Page.docx
@@ -75,7 +75,7 @@
         <w:pStyle w:val="FirstParagraph"/>
       </w:pPr>
       <w:r>
-        <w:t xml:space="preserve">This is the before picture. At least one of these three lines is going to turn out wrong, and that is the point.</w:t>
+        <w:t xml:space="preserve">This is the before picture. At least one of these three lines will turn out wrong. That is the point.</w:t>
       </w:r>
     </w:p>
     <w:tbl>
@@ -508,7 +508,7 @@
         <w:t xml:space="preserve"> </w:t>
       </w:r>
       <w:r>
-        <w:t xml:space="preserve">a parent picking up a child at 3:15 who has 20 minutes and $6.00 and right now buys a bag of chips at the deli.</w:t>
+        <w:t xml:space="preserve">a parent picking up a child at 3:15. They have 20 minutes and $6.00. Right now they buy a bag of chips at the deli.</w:t>
       </w:r>
     </w:p>
     <w:p>
@@ -813,13 +813,13 @@
         <w:rPr>
           <w:b/>
         </w:rPr>
-        <w:t xml:space="preserve">write it in that language</w:t>
+        <w:t xml:space="preserve">write it in Spanish.</w:t>
       </w:r>
       <w:r>
         <w:t xml:space="preserve"> </w:t>
       </w:r>
       <w:r>
-        <w:t xml:space="preserve">and translate one line later for the poster.</w:t>
+        <w:t xml:space="preserve">Translate one line later for the poster.</w:t>
       </w:r>
     </w:p>
     <w:p>
@@ -1297,7 +1297,7 @@
         <w:pStyle w:val="BodyText"/>
       </w:pPr>
       <w:r>
-        <w:t xml:space="preserve">____________________________________________________________________</w:t>
+        <w:t xml:space="preserve">Line 1: ____________________________________________________________________</w:t>
       </w:r>
     </w:p>
     <w:p>
@@ -1305,7 +1305,7 @@
         <w:pStyle w:val="BodyText"/>
       </w:pPr>
       <w:r>
-        <w:t xml:space="preserve">____________________________________________________________________</w:t>
+        <w:t xml:space="preserve">Line 2: ____________________________________________________________________</w:t>
       </w:r>
     </w:p>
     <w:p>
@@ -1324,7 +1324,7 @@
         <w:pStyle w:val="BodyText"/>
       </w:pPr>
       <w:r>
-        <w:t xml:space="preserve">____________________________________________________________________</w:t>
+        <w:t xml:space="preserve">Line 1: ____________________________________________________________________</w:t>
       </w:r>
     </w:p>
     <w:p>
@@ -1332,7 +1332,7 @@
         <w:pStyle w:val="BodyText"/>
       </w:pPr>
       <w:r>
-        <w:t xml:space="preserve">____________________________________________________________________</w:t>
+        <w:t xml:space="preserve">Line 2: ____________________________________________________________________</w:t>
       </w:r>
     </w:p>
     <w:p>
@@ -1774,9 +1774,9 @@
       <w:pPr>
         <w:pStyle w:val="Heading3"/>
       </w:pPr>
-      <w:bookmarkStart w:id="33" w:name="Xd6087652bf1f9c8bd39e41b254a02792e2d4db3"/>
-      <w:r>
-        <w:t xml:space="preserve">Unit cost: every single thing it takes to make ONE. Be annoying about it. Include the bag, the tape, the tag.</w:t>
+      <w:bookmarkStart w:id="33" w:name="X28d2f22ce5b04c0d02325ffc9f78db08f5a2300"/>
+      <w:r>
+        <w:t xml:space="preserve">Unit cost: every single thing it takes to make ONE. Count even the small stuff. Include the bag, the tape, the tag.</w:t>
       </w:r>
       <w:bookmarkEnd w:id="33"/>
     </w:p>
@@ -2117,7 +2117,7 @@
         <w:rPr>
           <w:i/>
         </w:rPr>
-        <w:t xml:space="preserve">If your idea is a service and there is nothing to buy, your unit cost is your supplies plus anything you have to replace. Write</w:t>
+        <w:t xml:space="preserve">Is your idea a service with nothing to buy? Then your unit cost is your supplies plus anything you have to replace. Write</w:t>
       </w:r>
       <w:r>
         <w:rPr>
@@ -2153,7 +2153,7 @@
         <w:rPr>
           <w:i/>
         </w:rPr>
-        <w:t xml:space="preserve">on a line and leave the dollar amount at $0.00, then write how many minutes one job takes: ______ minutes.</w:t>
+        <w:t xml:space="preserve">on a line and leave the dollar amount at $0.00. Then write how many minutes one job takes: ______ minutes.</w:t>
       </w:r>
     </w:p>
     <w:p>
@@ -2464,7 +2464,7 @@
         <w:rPr>
           <w:i/>
         </w:rPr>
-        <w:t xml:space="preserve">If your fixed cost is $0.00, your break-even is 1 unit, and you say so:</w:t>
+        <w:t xml:space="preserve">If your fixed cost is $0.00, your break-even is 1 unit. Say so:</w:t>
       </w:r>
       <w:r>
         <w:rPr>
@@ -2482,7 +2482,7 @@
         <w:rPr>
           <w:i/>
         </w:rPr>
-        <w:t xml:space="preserve">We are profitable on the first one, because we have no fixed cost.</w:t>
+        <w:t xml:space="preserve">We make money on the first one, because we have no fixed cost.</w:t>
       </w:r>
       <w:r>
         <w:rPr>
@@ -2500,6 +2500,14 @@
         <w:t xml:space="preserve">The one-month projection</w:t>
       </w:r>
       <w:bookmarkEnd w:id="35"/>
+    </w:p>
+    <w:p>
+      <w:pPr>
+        <w:pStyle w:val="FirstParagraph"/>
+      </w:pPr>
+      <w:r>
+        <w:t xml:space="preserve">A projection is your best honest guess at what will happen, with a reason behind the number.</w:t>
+      </w:r>
     </w:p>
     <w:tbl>
       <w:tblPr>
@@ -2730,7 +2738,7 @@
         <w:rPr>
           <w:b/>
         </w:rPr>
-        <w:t xml:space="preserve">The rule that makes this honest: the number of units needs a reason that is not a guess.</w:t>
+        <w:t xml:space="preserve">The rule that keeps this honest: the number of units needs a reason. Not a guess.</w:t>
       </w:r>
     </w:p>
     <w:p>
@@ -2803,7 +2811,7 @@
         <w:pStyle w:val="BodyText"/>
       </w:pPr>
       <w:r>
-        <w:t xml:space="preserve">____________________________________________________________________</w:t>
+        <w:t xml:space="preserve">Line 1: ____________________________________________________________________</w:t>
       </w:r>
     </w:p>
     <w:p>
@@ -2811,7 +2819,7 @@
         <w:pStyle w:val="BodyText"/>
       </w:pPr>
       <w:r>
-        <w:t xml:space="preserve">____________________________________________________________________</w:t>
+        <w:t xml:space="preserve">Line 2: ____________________________________________________________________</w:t>
       </w:r>
     </w:p>
     <w:p>
@@ -3027,7 +3035,7 @@
         <w:pStyle w:val="BodyText"/>
       </w:pPr>
       <w:r>
-        <w:t xml:space="preserve">____________________________________________________________________</w:t>
+        <w:t xml:space="preserve">Line 1: ____________________________________________________________________</w:t>
       </w:r>
     </w:p>
     <w:p>
@@ -3197,7 +3205,7 @@
         <w:pStyle w:val="FirstParagraph"/>
       </w:pPr>
       <w:r>
-        <w:t xml:space="preserve">Read your four numbers out loud to another team. They check the arithmetic and ask you one question.</w:t>
+        <w:t xml:space="preserve">Read your four numbers out loud to another team. They check the math and ask you one question.</w:t>
       </w:r>
     </w:p>
     <w:p>
@@ -4231,7 +4239,7 @@
     </w:rPrDefault>
     <w:pPrDefault>
       <w:pPr>
-        <w:spacing w:line="300" w:lineRule="auto" w:after="200"/>
+        <w:spacing w:after="200"/>
       </w:pPr>
     </w:pPrDefault>
   </w:docDefaults>
